--- a/india_monitor_data/rag/documents/Strike_Intelligence/Suez Canal_Strike_Intelligence.docx
+++ b/india_monitor_data/rag/documents/Strike_Intelligence/Suez Canal_Strike_Intelligence.docx
@@ -15,9 +15,9 @@
       <w:r>
         <w:t>Monitored Freight Hub: Suez Canal Logistics Cluster</w:t>
         <w:br/>
-        <w:t>Generated: 2026-09-08 14:22:30 | Total Disruption Incidents Analyzed: 11</w:t>
+        <w:t>Generated: 2026-09-09 16:49:45 | Total Disruption Incidents Analyzed: 12</w:t>
         <w:br/>
-        <w:t>Disruption Severity Breakdown: 🔴 HIGH: 5 | 🟡 MEDIUM: 0 | 🟢 LOW: 6</w:t>
+        <w:t>Disruption Severity Breakdown: 🔴 HIGH: 5 | 🟡 MEDIUM: 0 | 🟢 LOW: 7</w:t>
       </w:r>
     </w:p>
     <w:p>
@@ -132,7 +132,7 @@
           </w:tcPr>
           <w:p>
             <w:r>
-              <w:t>Suez Canal, ocean lines discuss return of global shipping</w:t>
+              <w:t>Ocean carriers accelerate their return to the Suez Canal as transits gather momentum</w:t>
             </w:r>
           </w:p>
         </w:tc>
@@ -240,6 +240,60 @@
           </w:tcPr>
           <w:p>
             <w:r>
+              <w:t>Suez Canal, ocean lines discuss return of global shipping</w:t>
+            </w:r>
+          </w:p>
+        </w:tc>
+        <w:tc>
+          <w:tcPr>
+            <w:tcW w:type="dxa" w:w="1728"/>
+          </w:tcPr>
+          <w:p>
+            <w:r>
+              <w:t>🟢 LOW</w:t>
+            </w:r>
+          </w:p>
+        </w:tc>
+      </w:tr>
+      <w:tr>
+        <w:tc>
+          <w:tcPr>
+            <w:tcW w:type="dxa" w:w="1728"/>
+          </w:tcPr>
+          <w:p>
+            <w:r>
+              <w:t>INC-SUE-04</w:t>
+              <w:br/>
+              <w:t>(None)</w:t>
+            </w:r>
+          </w:p>
+        </w:tc>
+        <w:tc>
+          <w:tcPr>
+            <w:tcW w:type="dxa" w:w="1728"/>
+          </w:tcPr>
+          <w:p>
+            <w:r>
+              <w:t>Unknown</w:t>
+            </w:r>
+          </w:p>
+        </w:tc>
+        <w:tc>
+          <w:tcPr>
+            <w:tcW w:type="dxa" w:w="1728"/>
+          </w:tcPr>
+          <w:p>
+            <w:r>
+              <w:t>Canal_Chokepoint</w:t>
+            </w:r>
+          </w:p>
+        </w:tc>
+        <w:tc>
+          <w:tcPr>
+            <w:tcW w:type="dxa" w:w="1728"/>
+          </w:tcPr>
+          <w:p>
+            <w:r>
               <w:t>SCA Tugboats Successfully Refloat Grounded Bulk Carrier XIN TIAN YUAN In Suez Canal</w:t>
             </w:r>
           </w:p>
@@ -262,7 +316,7 @@
           </w:tcPr>
           <w:p>
             <w:r>
-              <w:t>INC-SUE-04</w:t>
+              <w:t>INC-SUE-05</w:t>
               <w:br/>
               <w:t>(None)</w:t>
             </w:r>
@@ -316,7 +370,7 @@
           </w:tcPr>
           <w:p>
             <w:r>
-              <w:t>INC-SUE-05</w:t>
+              <w:t>INC-SUE-06</w:t>
               <w:br/>
               <w:t>(None)</w:t>
             </w:r>
@@ -370,7 +424,7 @@
           </w:tcPr>
           <w:p>
             <w:r>
-              <w:t>INC-SUE-06</w:t>
+              <w:t>INC-SUE-07</w:t>
               <w:br/>
               <w:t>(None)</w:t>
             </w:r>
@@ -424,7 +478,7 @@
           </w:tcPr>
           <w:p>
             <w:r>
-              <w:t>INC-SUE-07</w:t>
+              <w:t>INC-SUE-08</w:t>
               <w:br/>
               <w:t>(None)</w:t>
             </w:r>
@@ -478,7 +532,7 @@
           </w:tcPr>
           <w:p>
             <w:r>
-              <w:t>INC-SUE-08</w:t>
+              <w:t>INC-SUE-09</w:t>
               <w:br/>
               <w:t>(None)</w:t>
             </w:r>
@@ -532,7 +586,7 @@
           </w:tcPr>
           <w:p>
             <w:r>
-              <w:t>INC-SUE-09</w:t>
+              <w:t>INC-SUE-10</w:t>
               <w:br/>
               <w:t>(None)</w:t>
             </w:r>
@@ -565,60 +619,6 @@
           <w:p>
             <w:r>
               <w:t>Chinese Bulker Grounds in Suez Canal Stopping Traffic for Four Hours</w:t>
-            </w:r>
-          </w:p>
-        </w:tc>
-        <w:tc>
-          <w:tcPr>
-            <w:tcW w:type="dxa" w:w="1728"/>
-          </w:tcPr>
-          <w:p>
-            <w:r>
-              <w:t>🔴 HIGH</w:t>
-            </w:r>
-          </w:p>
-        </w:tc>
-      </w:tr>
-      <w:tr>
-        <w:tc>
-          <w:tcPr>
-            <w:tcW w:type="dxa" w:w="1728"/>
-          </w:tcPr>
-          <w:p>
-            <w:r>
-              <w:t>INC-SUE-10</w:t>
-              <w:br/>
-              <w:t>(None)</w:t>
-            </w:r>
-          </w:p>
-        </w:tc>
-        <w:tc>
-          <w:tcPr>
-            <w:tcW w:type="dxa" w:w="1728"/>
-          </w:tcPr>
-          <w:p>
-            <w:r>
-              <w:t>Unknown</w:t>
-            </w:r>
-          </w:p>
-        </w:tc>
-        <w:tc>
-          <w:tcPr>
-            <w:tcW w:type="dxa" w:w="1728"/>
-          </w:tcPr>
-          <w:p>
-            <w:r>
-              <w:t>Canal_Chokepoint</w:t>
-            </w:r>
-          </w:p>
-        </w:tc>
-        <w:tc>
-          <w:tcPr>
-            <w:tcW w:type="dxa" w:w="1728"/>
-          </w:tcPr>
-          <w:p>
-            <w:r>
-              <w:t>Adm. Rabiee: "SCA maritime salvage tugboats successfully refloat the bulk carrier XIN TAIN</w:t>
             </w:r>
           </w:p>
         </w:tc>
